--- a/ОтчётСПО.docx
+++ b/ОтчётСПО.docx
@@ -12,7 +12,7 @@
           <w:bCs/>
           <w:sz w:val="28"/>
           <w:szCs w:val="28"/>
-          <w:lang w:val="en-US"/>
+          <w:lang w:val="ru-RU"/>
         </w:rPr>
       </w:pPr>
       <w:r>
@@ -33,7 +33,7 @@
           <w:bCs/>
           <w:sz w:val="28"/>
           <w:szCs w:val="28"/>
-          <w:lang w:val="en-US"/>
+          <w:lang w:val="ru-RU"/>
         </w:rPr>
         <w:t>2</w:t>
       </w:r>
@@ -48,7 +48,7 @@
           <w:bCs/>
           <w:sz w:val="28"/>
           <w:szCs w:val="28"/>
-          <w:lang w:val="en-US"/>
+          <w:lang w:val="ru-RU"/>
         </w:rPr>
       </w:pPr>
       <w:r>
@@ -85,9 +85,13 @@
           <w:szCs w:val="28"/>
           <w:lang w:val="ru-RU"/>
         </w:rPr>
-        <w:t>Шимко Владислав Константинович</w:t>
-      </w:r>
-      <w:r>
+        <w:t>Шимко Владислав Константинович, 451001</w:t>
+      </w:r>
+    </w:p>
+    <w:p>
+      <w:pPr>
+        <w:spacing w:after="0"/>
+        <w:jc w:val="center"/>
         <w:rPr>
           <w:rFonts w:ascii="Times New Roman" w:hAnsi="Times New Roman" w:cs="Times New Roman"/>
           <w:b/>
@@ -96,22 +100,18 @@
           <w:szCs w:val="28"/>
           <w:lang w:val="ru-RU"/>
         </w:rPr>
-        <w:t>, 451001</w:t>
-      </w:r>
-    </w:p>
-    <w:p>
-      <w:pPr>
-        <w:spacing w:after="0"/>
-        <w:jc w:val="center"/>
+      </w:pPr>
+      <w:r>
         <w:rPr>
           <w:rFonts w:ascii="Times New Roman" w:hAnsi="Times New Roman" w:cs="Times New Roman"/>
           <w:b/>
           <w:bCs/>
           <w:sz w:val="28"/>
           <w:szCs w:val="28"/>
-          <w:lang w:val="en-US"/>
-        </w:rPr>
-      </w:pPr>
+          <w:lang w:val="ru-RU"/>
+        </w:rPr>
+        <w:t>Язык</w:t>
+      </w:r>
       <w:r>
         <w:rPr>
           <w:rFonts w:ascii="Times New Roman" w:hAnsi="Times New Roman" w:cs="Times New Roman"/>
@@ -121,7 +121,7 @@
           <w:szCs w:val="28"/>
           <w:lang w:val="ru-RU"/>
         </w:rPr>
-        <w:t>Язык</w:t>
+        <w:t xml:space="preserve"> </w:t>
       </w:r>
       <w:r>
         <w:rPr>
@@ -130,9 +130,9 @@
           <w:bCs/>
           <w:sz w:val="28"/>
           <w:szCs w:val="28"/>
-          <w:lang w:val="en-US"/>
-        </w:rPr>
-        <w:t xml:space="preserve"> </w:t>
+          <w:lang w:val="ru-RU"/>
+        </w:rPr>
+        <w:t>программирования</w:t>
       </w:r>
       <w:r>
         <w:rPr>
@@ -143,7 +143,7 @@
           <w:szCs w:val="28"/>
           <w:lang w:val="ru-RU"/>
         </w:rPr>
-        <w:t>программирования</w:t>
+        <w:t xml:space="preserve"> </w:t>
       </w:r>
       <w:r>
         <w:rPr>
@@ -152,9 +152,9 @@
           <w:bCs/>
           <w:sz w:val="28"/>
           <w:szCs w:val="28"/>
-          <w:lang w:val="en-US"/>
-        </w:rPr>
-        <w:t xml:space="preserve"> </w:t>
+          <w:lang w:val="ru-RU"/>
+        </w:rPr>
+        <w:t>–</w:t>
       </w:r>
       <w:r>
         <w:rPr>
@@ -163,9 +163,9 @@
           <w:bCs/>
           <w:sz w:val="28"/>
           <w:szCs w:val="28"/>
-          <w:lang w:val="en-US"/>
-        </w:rPr>
-        <w:t>–</w:t>
+          <w:lang w:val="ru-RU"/>
+        </w:rPr>
+        <w:t xml:space="preserve"> </w:t>
       </w:r>
       <w:r>
         <w:rPr>
@@ -176,17 +176,6 @@
           <w:szCs w:val="28"/>
           <w:lang w:val="en-US"/>
         </w:rPr>
-        <w:t xml:space="preserve"> </w:t>
-      </w:r>
-      <w:r>
-        <w:rPr>
-          <w:rFonts w:ascii="Times New Roman" w:hAnsi="Times New Roman" w:cs="Times New Roman"/>
-          <w:b/>
-          <w:bCs/>
-          <w:sz w:val="28"/>
-          <w:szCs w:val="28"/>
-          <w:lang w:val="en-US"/>
-        </w:rPr>
         <w:t>Go</w:t>
       </w:r>
     </w:p>
@@ -197,7 +186,7 @@
           <w:rFonts w:ascii="Times New Roman" w:hAnsi="Times New Roman" w:cs="Times New Roman"/>
           <w:sz w:val="32"/>
           <w:szCs w:val="32"/>
-          <w:lang w:val="ru-RU"/>
+          <w:lang w:val="en-US"/>
         </w:rPr>
       </w:pPr>
       <w:r>
@@ -207,7 +196,34 @@
           <w:szCs w:val="32"/>
           <w:lang w:val="ru-RU"/>
         </w:rPr>
-        <w:t>Анализируемый код:</w:t>
+        <w:t>Анализируемый</w:t>
+      </w:r>
+      <w:r>
+        <w:rPr>
+          <w:rFonts w:ascii="Times New Roman" w:hAnsi="Times New Roman" w:cs="Times New Roman"/>
+          <w:sz w:val="32"/>
+          <w:szCs w:val="32"/>
+          <w:lang w:val="en-US"/>
+        </w:rPr>
+        <w:t xml:space="preserve"> </w:t>
+      </w:r>
+      <w:r>
+        <w:rPr>
+          <w:rFonts w:ascii="Times New Roman" w:hAnsi="Times New Roman" w:cs="Times New Roman"/>
+          <w:sz w:val="32"/>
+          <w:szCs w:val="32"/>
+          <w:lang w:val="ru-RU"/>
+        </w:rPr>
+        <w:t>код</w:t>
+      </w:r>
+      <w:r>
+        <w:rPr>
+          <w:rFonts w:ascii="Times New Roman" w:hAnsi="Times New Roman" w:cs="Times New Roman"/>
+          <w:sz w:val="32"/>
+          <w:szCs w:val="32"/>
+          <w:lang w:val="en-US"/>
+        </w:rPr>
+        <w:t>:</w:t>
       </w:r>
     </w:p>
     <w:p>
@@ -313,119 +329,58 @@
           <w:rFonts w:ascii="Times New Roman" w:hAnsi="Times New Roman" w:cs="Times New Roman"/>
           <w:lang w:val="en-US"/>
         </w:rPr>
-        <w:t xml:space="preserve"> </w:t>
-      </w:r>
-      <w:proofErr w:type="gramStart"/>
-      <w:r>
-        <w:rPr>
-          <w:rFonts w:ascii="Times New Roman" w:hAnsi="Times New Roman" w:cs="Times New Roman"/>
-          <w:lang w:val="en-US"/>
-        </w:rPr>
-        <w:t>main(</w:t>
-      </w:r>
-      <w:proofErr w:type="gramEnd"/>
-      <w:r>
-        <w:rPr>
-          <w:rFonts w:ascii="Times New Roman" w:hAnsi="Times New Roman" w:cs="Times New Roman"/>
-          <w:lang w:val="en-US"/>
-        </w:rPr>
-        <w:t>) {</w:t>
-      </w:r>
-    </w:p>
-    <w:p>
-      <w:pPr>
-        <w:spacing w:after="0" w:line="240" w:lineRule="auto"/>
-        <w:rPr>
-          <w:rFonts w:ascii="Times New Roman" w:hAnsi="Times New Roman" w:cs="Times New Roman"/>
-          <w:lang w:val="en-US"/>
-        </w:rPr>
-      </w:pPr>
-      <w:r>
-        <w:rPr>
-          <w:rFonts w:ascii="Times New Roman" w:hAnsi="Times New Roman" w:cs="Times New Roman"/>
-          <w:lang w:val="en-US"/>
-        </w:rPr>
-        <w:tab/>
-      </w:r>
-      <w:proofErr w:type="gramStart"/>
-      <w:r>
-        <w:rPr>
-          <w:rFonts w:ascii="Times New Roman" w:hAnsi="Times New Roman" w:cs="Times New Roman"/>
-          <w:lang w:val="en-US"/>
-        </w:rPr>
-        <w:t>total :</w:t>
-      </w:r>
-      <w:proofErr w:type="gramEnd"/>
-      <w:r>
-        <w:rPr>
-          <w:rFonts w:ascii="Times New Roman" w:hAnsi="Times New Roman" w:cs="Times New Roman"/>
-          <w:lang w:val="en-US"/>
-        </w:rPr>
-        <w:t>= 0</w:t>
-      </w:r>
-    </w:p>
-    <w:p>
-      <w:pPr>
-        <w:spacing w:after="0" w:line="240" w:lineRule="auto"/>
-        <w:rPr>
-          <w:rFonts w:ascii="Times New Roman" w:hAnsi="Times New Roman" w:cs="Times New Roman"/>
-          <w:lang w:val="en-US"/>
-        </w:rPr>
-      </w:pPr>
-      <w:r>
-        <w:rPr>
-          <w:rFonts w:ascii="Times New Roman" w:hAnsi="Times New Roman" w:cs="Times New Roman"/>
-          <w:lang w:val="en-US"/>
-        </w:rPr>
-        <w:tab/>
-      </w:r>
-      <w:proofErr w:type="gramStart"/>
-      <w:r>
-        <w:rPr>
-          <w:rFonts w:ascii="Times New Roman" w:hAnsi="Times New Roman" w:cs="Times New Roman"/>
-          <w:lang w:val="en-US"/>
-        </w:rPr>
-        <w:t>count :</w:t>
-      </w:r>
-      <w:proofErr w:type="gramEnd"/>
-      <w:r>
-        <w:rPr>
-          <w:rFonts w:ascii="Times New Roman" w:hAnsi="Times New Roman" w:cs="Times New Roman"/>
-          <w:lang w:val="en-US"/>
-        </w:rPr>
-        <w:t>= 0</w:t>
-      </w:r>
-    </w:p>
-    <w:p>
-      <w:pPr>
-        <w:spacing w:after="0" w:line="240" w:lineRule="auto"/>
-        <w:rPr>
-          <w:rFonts w:ascii="Times New Roman" w:hAnsi="Times New Roman" w:cs="Times New Roman"/>
-          <w:lang w:val="en-US"/>
-        </w:rPr>
-      </w:pPr>
-      <w:r>
-        <w:rPr>
-          <w:rFonts w:ascii="Times New Roman" w:hAnsi="Times New Roman" w:cs="Times New Roman"/>
-          <w:lang w:val="en-US"/>
-        </w:rPr>
-        <w:tab/>
-      </w:r>
-      <w:proofErr w:type="gramStart"/>
-      <w:r>
-        <w:rPr>
-          <w:rFonts w:ascii="Times New Roman" w:hAnsi="Times New Roman" w:cs="Times New Roman"/>
-          <w:lang w:val="en-US"/>
-        </w:rPr>
-        <w:t>limit :</w:t>
-      </w:r>
-      <w:proofErr w:type="gramEnd"/>
-      <w:r>
-        <w:rPr>
-          <w:rFonts w:ascii="Times New Roman" w:hAnsi="Times New Roman" w:cs="Times New Roman"/>
-          <w:lang w:val="en-US"/>
-        </w:rPr>
-        <w:t>= 10</w:t>
+        <w:t xml:space="preserve"> main() {</w:t>
+      </w:r>
+    </w:p>
+    <w:p>
+      <w:pPr>
+        <w:spacing w:after="0" w:line="240" w:lineRule="auto"/>
+        <w:rPr>
+          <w:rFonts w:ascii="Times New Roman" w:hAnsi="Times New Roman" w:cs="Times New Roman"/>
+          <w:lang w:val="en-US"/>
+        </w:rPr>
+      </w:pPr>
+      <w:r>
+        <w:rPr>
+          <w:rFonts w:ascii="Times New Roman" w:hAnsi="Times New Roman" w:cs="Times New Roman"/>
+          <w:lang w:val="en-US"/>
+        </w:rPr>
+        <w:tab/>
+        <w:t>total := 0</w:t>
+      </w:r>
+    </w:p>
+    <w:p>
+      <w:pPr>
+        <w:spacing w:after="0" w:line="240" w:lineRule="auto"/>
+        <w:rPr>
+          <w:rFonts w:ascii="Times New Roman" w:hAnsi="Times New Roman" w:cs="Times New Roman"/>
+          <w:lang w:val="en-US"/>
+        </w:rPr>
+      </w:pPr>
+      <w:r>
+        <w:rPr>
+          <w:rFonts w:ascii="Times New Roman" w:hAnsi="Times New Roman" w:cs="Times New Roman"/>
+          <w:lang w:val="en-US"/>
+        </w:rPr>
+        <w:tab/>
+        <w:t>count := 0</w:t>
+      </w:r>
+    </w:p>
+    <w:p>
+      <w:pPr>
+        <w:spacing w:after="0" w:line="240" w:lineRule="auto"/>
+        <w:rPr>
+          <w:rFonts w:ascii="Times New Roman" w:hAnsi="Times New Roman" w:cs="Times New Roman"/>
+          <w:lang w:val="en-US"/>
+        </w:rPr>
+      </w:pPr>
+      <w:r>
+        <w:rPr>
+          <w:rFonts w:ascii="Times New Roman" w:hAnsi="Times New Roman" w:cs="Times New Roman"/>
+          <w:lang w:val="en-US"/>
+        </w:rPr>
+        <w:tab/>
+        <w:t>limit := 10</w:t>
       </w:r>
     </w:p>
     <w:p>
@@ -454,7 +409,6 @@
         <w:t xml:space="preserve">for </w:t>
       </w:r>
       <w:proofErr w:type="spellStart"/>
-      <w:proofErr w:type="gramStart"/>
       <w:r>
         <w:rPr>
           <w:rFonts w:ascii="Times New Roman" w:hAnsi="Times New Roman" w:cs="Times New Roman"/>
@@ -468,15 +422,7 @@
           <w:rFonts w:ascii="Times New Roman" w:hAnsi="Times New Roman" w:cs="Times New Roman"/>
           <w:lang w:val="en-US"/>
         </w:rPr>
-        <w:t xml:space="preserve"> :</w:t>
-      </w:r>
-      <w:proofErr w:type="gramEnd"/>
-      <w:r>
-        <w:rPr>
-          <w:rFonts w:ascii="Times New Roman" w:hAnsi="Times New Roman" w:cs="Times New Roman"/>
-          <w:lang w:val="en-US"/>
-        </w:rPr>
-        <w:t xml:space="preserve">= 0; </w:t>
+        <w:t xml:space="preserve"> := 0; </w:t>
       </w:r>
       <w:proofErr w:type="spellStart"/>
       <w:r>
@@ -1081,22 +1027,7 @@
           <w:lang w:val="en-US"/>
         </w:rPr>
         <w:tab/>
-      </w:r>
-      <w:proofErr w:type="gramStart"/>
-      <w:r>
-        <w:rPr>
-          <w:rFonts w:ascii="Times New Roman" w:hAnsi="Times New Roman" w:cs="Times New Roman"/>
-          <w:lang w:val="en-US"/>
-        </w:rPr>
-        <w:t>count :</w:t>
-      </w:r>
-      <w:proofErr w:type="gramEnd"/>
-      <w:r>
-        <w:rPr>
-          <w:rFonts w:ascii="Times New Roman" w:hAnsi="Times New Roman" w:cs="Times New Roman"/>
-          <w:lang w:val="en-US"/>
-        </w:rPr>
-        <w:t>= 1000</w:t>
+        <w:t>count := 1000</w:t>
       </w:r>
     </w:p>
     <w:p>
@@ -1348,7 +1279,7 @@
         <w:spacing w:after="0" w:line="240" w:lineRule="auto"/>
         <w:rPr>
           <w:rFonts w:ascii="Times New Roman" w:hAnsi="Times New Roman" w:cs="Times New Roman"/>
-          <w:lang w:val="ru-RU"/>
+          <w:lang w:val="en-US"/>
         </w:rPr>
       </w:pPr>
       <w:r>
@@ -1414,22 +1345,7 @@
           <w:lang w:val="en-US"/>
         </w:rPr>
         <w:tab/>
-      </w:r>
-      <w:proofErr w:type="gramStart"/>
-      <w:r>
-        <w:rPr>
-          <w:rFonts w:ascii="Times New Roman" w:hAnsi="Times New Roman" w:cs="Times New Roman"/>
-          <w:lang w:val="en-US"/>
-        </w:rPr>
-        <w:t>count :</w:t>
-      </w:r>
-      <w:proofErr w:type="gramEnd"/>
-      <w:r>
-        <w:rPr>
-          <w:rFonts w:ascii="Times New Roman" w:hAnsi="Times New Roman" w:cs="Times New Roman"/>
-          <w:lang w:val="en-US"/>
-        </w:rPr>
-        <w:t>= -1</w:t>
+        <w:t>count := -1</w:t>
       </w:r>
     </w:p>
     <w:p>
@@ -1642,16 +1558,25 @@
           <w:szCs w:val="28"/>
           <w:lang w:val="ru-RU"/>
         </w:rPr>
-        <w:t xml:space="preserve"> 4</w:t>
-      </w:r>
-    </w:p>
-    <w:p>
-      <w:pPr>
-        <w:spacing w:after="0"/>
+        <w:t xml:space="preserve"> </w:t>
+      </w:r>
+      <w:r>
         <w:rPr>
           <w:rFonts w:ascii="Times New Roman" w:hAnsi="Times New Roman" w:cs="Times New Roman"/>
           <w:sz w:val="28"/>
           <w:szCs w:val="28"/>
+          <w:lang w:val="en-US"/>
+        </w:rPr>
+        <w:t>3</w:t>
+      </w:r>
+    </w:p>
+    <w:p>
+      <w:pPr>
+        <w:spacing w:after="0"/>
+        <w:rPr>
+          <w:rFonts w:ascii="Times New Roman" w:hAnsi="Times New Roman" w:cs="Times New Roman"/>
+          <w:sz w:val="28"/>
+          <w:szCs w:val="28"/>
           <w:lang w:val="ru-RU"/>
         </w:rPr>
       </w:pPr>
@@ -1660,10 +1585,10 @@
           <w:noProof/>
         </w:rPr>
         <w:drawing>
-          <wp:inline distT="0" distB="0" distL="0" distR="0" wp14:anchorId="03BC6740" wp14:editId="16B19ADD">
-            <wp:extent cx="3452651" cy="1607820"/>
-            <wp:effectExtent l="0" t="0" r="0" b="0"/>
-            <wp:docPr id="554096785" name="Рисунок 1"/>
+          <wp:inline distT="0" distB="0" distL="0" distR="0" wp14:anchorId="52CD1FDA" wp14:editId="3F2E4888">
+            <wp:extent cx="3884244" cy="1600200"/>
+            <wp:effectExtent l="0" t="0" r="2540" b="0"/>
+            <wp:docPr id="1176782685" name="Рисунок 1"/>
             <wp:cNvGraphicFramePr>
               <a:graphicFrameLocks xmlns:a="http://schemas.openxmlformats.org/drawingml/2006/main" noChangeAspect="1"/>
             </wp:cNvGraphicFramePr>
@@ -1671,7 +1596,7 @@
               <a:graphicData uri="http://schemas.openxmlformats.org/drawingml/2006/picture">
                 <pic:pic xmlns:pic="http://schemas.openxmlformats.org/drawingml/2006/picture">
                   <pic:nvPicPr>
-                    <pic:cNvPr id="554096785" name=""/>
+                    <pic:cNvPr id="1176782685" name=""/>
                     <pic:cNvPicPr/>
                   </pic:nvPicPr>
                   <pic:blipFill>
@@ -1683,7 +1608,7 @@
                   <pic:spPr>
                     <a:xfrm>
                       <a:off x="0" y="0"/>
-                      <a:ext cx="3481711" cy="1621353"/>
+                      <a:ext cx="3896383" cy="1605201"/>
                     </a:xfrm>
                     <a:prstGeom prst="rect">
                       <a:avLst/>
@@ -2309,6 +2234,7 @@
   <w:style w:type="character" w:default="1" w:styleId="a0">
     <w:name w:val="Default Paragraph Font"/>
     <w:uiPriority w:val="1"/>
+    <w:semiHidden/>
     <w:unhideWhenUsed/>
   </w:style>
   <w:style w:type="table" w:default="1" w:styleId="a1">

--- a/ОтчётСПО.docx
+++ b/ОтчётСПО.docx
@@ -329,58 +329,119 @@
           <w:rFonts w:ascii="Times New Roman" w:hAnsi="Times New Roman" w:cs="Times New Roman"/>
           <w:lang w:val="en-US"/>
         </w:rPr>
-        <w:t xml:space="preserve"> main() {</w:t>
-      </w:r>
-    </w:p>
-    <w:p>
-      <w:pPr>
-        <w:spacing w:after="0" w:line="240" w:lineRule="auto"/>
-        <w:rPr>
-          <w:rFonts w:ascii="Times New Roman" w:hAnsi="Times New Roman" w:cs="Times New Roman"/>
-          <w:lang w:val="en-US"/>
-        </w:rPr>
-      </w:pPr>
-      <w:r>
-        <w:rPr>
-          <w:rFonts w:ascii="Times New Roman" w:hAnsi="Times New Roman" w:cs="Times New Roman"/>
-          <w:lang w:val="en-US"/>
-        </w:rPr>
-        <w:tab/>
-        <w:t>total := 0</w:t>
-      </w:r>
-    </w:p>
-    <w:p>
-      <w:pPr>
-        <w:spacing w:after="0" w:line="240" w:lineRule="auto"/>
-        <w:rPr>
-          <w:rFonts w:ascii="Times New Roman" w:hAnsi="Times New Roman" w:cs="Times New Roman"/>
-          <w:lang w:val="en-US"/>
-        </w:rPr>
-      </w:pPr>
-      <w:r>
-        <w:rPr>
-          <w:rFonts w:ascii="Times New Roman" w:hAnsi="Times New Roman" w:cs="Times New Roman"/>
-          <w:lang w:val="en-US"/>
-        </w:rPr>
-        <w:tab/>
-        <w:t>count := 0</w:t>
-      </w:r>
-    </w:p>
-    <w:p>
-      <w:pPr>
-        <w:spacing w:after="0" w:line="240" w:lineRule="auto"/>
-        <w:rPr>
-          <w:rFonts w:ascii="Times New Roman" w:hAnsi="Times New Roman" w:cs="Times New Roman"/>
-          <w:lang w:val="en-US"/>
-        </w:rPr>
-      </w:pPr>
-      <w:r>
-        <w:rPr>
-          <w:rFonts w:ascii="Times New Roman" w:hAnsi="Times New Roman" w:cs="Times New Roman"/>
-          <w:lang w:val="en-US"/>
-        </w:rPr>
-        <w:tab/>
-        <w:t>limit := 10</w:t>
+        <w:t xml:space="preserve"> </w:t>
+      </w:r>
+      <w:proofErr w:type="gramStart"/>
+      <w:r>
+        <w:rPr>
+          <w:rFonts w:ascii="Times New Roman" w:hAnsi="Times New Roman" w:cs="Times New Roman"/>
+          <w:lang w:val="en-US"/>
+        </w:rPr>
+        <w:t>main(</w:t>
+      </w:r>
+      <w:proofErr w:type="gramEnd"/>
+      <w:r>
+        <w:rPr>
+          <w:rFonts w:ascii="Times New Roman" w:hAnsi="Times New Roman" w:cs="Times New Roman"/>
+          <w:lang w:val="en-US"/>
+        </w:rPr>
+        <w:t>) {</w:t>
+      </w:r>
+    </w:p>
+    <w:p>
+      <w:pPr>
+        <w:spacing w:after="0" w:line="240" w:lineRule="auto"/>
+        <w:rPr>
+          <w:rFonts w:ascii="Times New Roman" w:hAnsi="Times New Roman" w:cs="Times New Roman"/>
+          <w:lang w:val="en-US"/>
+        </w:rPr>
+      </w:pPr>
+      <w:r>
+        <w:rPr>
+          <w:rFonts w:ascii="Times New Roman" w:hAnsi="Times New Roman" w:cs="Times New Roman"/>
+          <w:lang w:val="en-US"/>
+        </w:rPr>
+        <w:tab/>
+      </w:r>
+      <w:proofErr w:type="gramStart"/>
+      <w:r>
+        <w:rPr>
+          <w:rFonts w:ascii="Times New Roman" w:hAnsi="Times New Roman" w:cs="Times New Roman"/>
+          <w:lang w:val="en-US"/>
+        </w:rPr>
+        <w:t>total :</w:t>
+      </w:r>
+      <w:proofErr w:type="gramEnd"/>
+      <w:r>
+        <w:rPr>
+          <w:rFonts w:ascii="Times New Roman" w:hAnsi="Times New Roman" w:cs="Times New Roman"/>
+          <w:lang w:val="en-US"/>
+        </w:rPr>
+        <w:t>= 0</w:t>
+      </w:r>
+    </w:p>
+    <w:p>
+      <w:pPr>
+        <w:spacing w:after="0" w:line="240" w:lineRule="auto"/>
+        <w:rPr>
+          <w:rFonts w:ascii="Times New Roman" w:hAnsi="Times New Roman" w:cs="Times New Roman"/>
+          <w:lang w:val="en-US"/>
+        </w:rPr>
+      </w:pPr>
+      <w:r>
+        <w:rPr>
+          <w:rFonts w:ascii="Times New Roman" w:hAnsi="Times New Roman" w:cs="Times New Roman"/>
+          <w:lang w:val="en-US"/>
+        </w:rPr>
+        <w:tab/>
+      </w:r>
+      <w:proofErr w:type="gramStart"/>
+      <w:r>
+        <w:rPr>
+          <w:rFonts w:ascii="Times New Roman" w:hAnsi="Times New Roman" w:cs="Times New Roman"/>
+          <w:lang w:val="en-US"/>
+        </w:rPr>
+        <w:t>count :</w:t>
+      </w:r>
+      <w:proofErr w:type="gramEnd"/>
+      <w:r>
+        <w:rPr>
+          <w:rFonts w:ascii="Times New Roman" w:hAnsi="Times New Roman" w:cs="Times New Roman"/>
+          <w:lang w:val="en-US"/>
+        </w:rPr>
+        <w:t>= 0</w:t>
+      </w:r>
+    </w:p>
+    <w:p>
+      <w:pPr>
+        <w:spacing w:after="0" w:line="240" w:lineRule="auto"/>
+        <w:rPr>
+          <w:rFonts w:ascii="Times New Roman" w:hAnsi="Times New Roman" w:cs="Times New Roman"/>
+          <w:lang w:val="en-US"/>
+        </w:rPr>
+      </w:pPr>
+      <w:r>
+        <w:rPr>
+          <w:rFonts w:ascii="Times New Roman" w:hAnsi="Times New Roman" w:cs="Times New Roman"/>
+          <w:lang w:val="en-US"/>
+        </w:rPr>
+        <w:tab/>
+      </w:r>
+      <w:proofErr w:type="gramStart"/>
+      <w:r>
+        <w:rPr>
+          <w:rFonts w:ascii="Times New Roman" w:hAnsi="Times New Roman" w:cs="Times New Roman"/>
+          <w:lang w:val="en-US"/>
+        </w:rPr>
+        <w:t>limit :</w:t>
+      </w:r>
+      <w:proofErr w:type="gramEnd"/>
+      <w:r>
+        <w:rPr>
+          <w:rFonts w:ascii="Times New Roman" w:hAnsi="Times New Roman" w:cs="Times New Roman"/>
+          <w:lang w:val="en-US"/>
+        </w:rPr>
+        <w:t>= 10</w:t>
       </w:r>
     </w:p>
     <w:p>
@@ -409,6 +470,7 @@
         <w:t xml:space="preserve">for </w:t>
       </w:r>
       <w:proofErr w:type="spellStart"/>
+      <w:proofErr w:type="gramStart"/>
       <w:r>
         <w:rPr>
           <w:rFonts w:ascii="Times New Roman" w:hAnsi="Times New Roman" w:cs="Times New Roman"/>
@@ -422,7 +484,15 @@
           <w:rFonts w:ascii="Times New Roman" w:hAnsi="Times New Roman" w:cs="Times New Roman"/>
           <w:lang w:val="en-US"/>
         </w:rPr>
-        <w:t xml:space="preserve"> := 0; </w:t>
+        <w:t xml:space="preserve"> :</w:t>
+      </w:r>
+      <w:proofErr w:type="gramEnd"/>
+      <w:r>
+        <w:rPr>
+          <w:rFonts w:ascii="Times New Roman" w:hAnsi="Times New Roman" w:cs="Times New Roman"/>
+          <w:lang w:val="en-US"/>
+        </w:rPr>
+        <w:t xml:space="preserve">= 0; </w:t>
       </w:r>
       <w:proofErr w:type="spellStart"/>
       <w:r>
@@ -875,21 +945,59 @@
           <w:lang w:val="en-US"/>
         </w:rPr>
       </w:pPr>
-    </w:p>
-    <w:p>
-      <w:pPr>
-        <w:spacing w:after="0" w:line="240" w:lineRule="auto"/>
-        <w:rPr>
-          <w:rFonts w:ascii="Times New Roman" w:hAnsi="Times New Roman" w:cs="Times New Roman"/>
-          <w:lang w:val="en-US"/>
-        </w:rPr>
-      </w:pPr>
-      <w:r>
-        <w:rPr>
-          <w:rFonts w:ascii="Times New Roman" w:hAnsi="Times New Roman" w:cs="Times New Roman"/>
-          <w:lang w:val="en-US"/>
-        </w:rPr>
-        <w:tab/>
+      <w:r>
+        <w:rPr>
+          <w:rFonts w:ascii="Times New Roman" w:hAnsi="Times New Roman" w:cs="Times New Roman"/>
+          <w:lang w:val="en-US"/>
+        </w:rPr>
+        <w:tab/>
+        <w:t>if total &gt; 0</w:t>
+      </w:r>
+    </w:p>
+    <w:p>
+      <w:pPr>
+        <w:spacing w:after="0" w:line="240" w:lineRule="auto"/>
+        <w:rPr>
+          <w:rFonts w:ascii="Times New Roman" w:hAnsi="Times New Roman" w:cs="Times New Roman"/>
+          <w:lang w:val="en-US"/>
+        </w:rPr>
+      </w:pPr>
+      <w:r>
+        <w:rPr>
+          <w:rFonts w:ascii="Times New Roman" w:hAnsi="Times New Roman" w:cs="Times New Roman"/>
+          <w:lang w:val="en-US"/>
+        </w:rPr>
+        <w:tab/>
+        <w:t>{</w:t>
+      </w:r>
+    </w:p>
+    <w:p>
+      <w:pPr>
+        <w:spacing w:after="0" w:line="240" w:lineRule="auto"/>
+        <w:rPr>
+          <w:rFonts w:ascii="Times New Roman" w:hAnsi="Times New Roman" w:cs="Times New Roman"/>
+          <w:lang w:val="en-US"/>
+        </w:rPr>
+      </w:pPr>
+      <w:r>
+        <w:rPr>
+          <w:rFonts w:ascii="Times New Roman" w:hAnsi="Times New Roman" w:cs="Times New Roman"/>
+          <w:lang w:val="en-US"/>
+        </w:rPr>
+        <w:tab/>
+      </w:r>
+      <w:r>
+        <w:rPr>
+          <w:rFonts w:ascii="Times New Roman" w:hAnsi="Times New Roman" w:cs="Times New Roman"/>
+          <w:lang w:val="en-US"/>
+        </w:rPr>
+        <w:tab/>
+      </w:r>
+      <w:r>
+        <w:rPr>
+          <w:rFonts w:ascii="Times New Roman" w:hAnsi="Times New Roman" w:cs="Times New Roman"/>
+          <w:lang w:val="en-US"/>
+        </w:rPr>
         <w:t>switch total {</w:t>
       </w:r>
     </w:p>
@@ -907,6 +1015,19 @@
           <w:lang w:val="en-US"/>
         </w:rPr>
         <w:tab/>
+      </w:r>
+      <w:r>
+        <w:rPr>
+          <w:rFonts w:ascii="Times New Roman" w:hAnsi="Times New Roman" w:cs="Times New Roman"/>
+          <w:lang w:val="en-US"/>
+        </w:rPr>
+        <w:tab/>
+      </w:r>
+      <w:r>
+        <w:rPr>
+          <w:rFonts w:ascii="Times New Roman" w:hAnsi="Times New Roman" w:cs="Times New Roman"/>
+          <w:lang w:val="en-US"/>
+        </w:rPr>
         <w:t>case 1:</w:t>
       </w:r>
     </w:p>
@@ -931,6 +1052,19 @@
           <w:lang w:val="en-US"/>
         </w:rPr>
         <w:tab/>
+      </w:r>
+      <w:r>
+        <w:rPr>
+          <w:rFonts w:ascii="Times New Roman" w:hAnsi="Times New Roman" w:cs="Times New Roman"/>
+          <w:lang w:val="en-US"/>
+        </w:rPr>
+        <w:tab/>
+      </w:r>
+      <w:r>
+        <w:rPr>
+          <w:rFonts w:ascii="Times New Roman" w:hAnsi="Times New Roman" w:cs="Times New Roman"/>
+          <w:lang w:val="en-US"/>
+        </w:rPr>
         <w:t>count++</w:t>
       </w:r>
     </w:p>
@@ -948,6 +1082,19 @@
           <w:lang w:val="en-US"/>
         </w:rPr>
         <w:tab/>
+      </w:r>
+      <w:r>
+        <w:rPr>
+          <w:rFonts w:ascii="Times New Roman" w:hAnsi="Times New Roman" w:cs="Times New Roman"/>
+          <w:lang w:val="en-US"/>
+        </w:rPr>
+        <w:tab/>
+      </w:r>
+      <w:r>
+        <w:rPr>
+          <w:rFonts w:ascii="Times New Roman" w:hAnsi="Times New Roman" w:cs="Times New Roman"/>
+          <w:lang w:val="en-US"/>
+        </w:rPr>
         <w:t>case 2:</w:t>
       </w:r>
     </w:p>
@@ -972,6 +1119,19 @@
           <w:lang w:val="en-US"/>
         </w:rPr>
         <w:tab/>
+      </w:r>
+      <w:r>
+        <w:rPr>
+          <w:rFonts w:ascii="Times New Roman" w:hAnsi="Times New Roman" w:cs="Times New Roman"/>
+          <w:lang w:val="en-US"/>
+        </w:rPr>
+        <w:tab/>
+      </w:r>
+      <w:r>
+        <w:rPr>
+          <w:rFonts w:ascii="Times New Roman" w:hAnsi="Times New Roman" w:cs="Times New Roman"/>
+          <w:lang w:val="en-US"/>
+        </w:rPr>
         <w:t>if count &gt; 3</w:t>
       </w:r>
     </w:p>
@@ -996,6 +1156,19 @@
           <w:lang w:val="en-US"/>
         </w:rPr>
         <w:tab/>
+      </w:r>
+      <w:r>
+        <w:rPr>
+          <w:rFonts w:ascii="Times New Roman" w:hAnsi="Times New Roman" w:cs="Times New Roman"/>
+          <w:lang w:val="en-US"/>
+        </w:rPr>
+        <w:tab/>
+      </w:r>
+      <w:r>
+        <w:rPr>
+          <w:rFonts w:ascii="Times New Roman" w:hAnsi="Times New Roman" w:cs="Times New Roman"/>
+          <w:lang w:val="en-US"/>
+        </w:rPr>
         <w:t>{</w:t>
       </w:r>
     </w:p>
@@ -1027,30 +1200,65 @@
           <w:lang w:val="en-US"/>
         </w:rPr>
         <w:tab/>
-        <w:t>count := 1000</w:t>
-      </w:r>
-    </w:p>
-    <w:p>
-      <w:pPr>
-        <w:spacing w:after="0" w:line="240" w:lineRule="auto"/>
-        <w:rPr>
-          <w:rFonts w:ascii="Times New Roman" w:hAnsi="Times New Roman" w:cs="Times New Roman"/>
-          <w:lang w:val="en-US"/>
-        </w:rPr>
-      </w:pPr>
-      <w:r>
-        <w:rPr>
-          <w:rFonts w:ascii="Times New Roman" w:hAnsi="Times New Roman" w:cs="Times New Roman"/>
-          <w:lang w:val="en-US"/>
-        </w:rPr>
-        <w:tab/>
-      </w:r>
-      <w:r>
-        <w:rPr>
-          <w:rFonts w:ascii="Times New Roman" w:hAnsi="Times New Roman" w:cs="Times New Roman"/>
-          <w:lang w:val="en-US"/>
-        </w:rPr>
-        <w:tab/>
+      </w:r>
+      <w:r>
+        <w:rPr>
+          <w:rFonts w:ascii="Times New Roman" w:hAnsi="Times New Roman" w:cs="Times New Roman"/>
+          <w:lang w:val="en-US"/>
+        </w:rPr>
+        <w:tab/>
+      </w:r>
+      <w:proofErr w:type="gramStart"/>
+      <w:r>
+        <w:rPr>
+          <w:rFonts w:ascii="Times New Roman" w:hAnsi="Times New Roman" w:cs="Times New Roman"/>
+          <w:lang w:val="en-US"/>
+        </w:rPr>
+        <w:t>count :</w:t>
+      </w:r>
+      <w:proofErr w:type="gramEnd"/>
+      <w:r>
+        <w:rPr>
+          <w:rFonts w:ascii="Times New Roman" w:hAnsi="Times New Roman" w:cs="Times New Roman"/>
+          <w:lang w:val="en-US"/>
+        </w:rPr>
+        <w:t>= 1000</w:t>
+      </w:r>
+    </w:p>
+    <w:p>
+      <w:pPr>
+        <w:spacing w:after="0" w:line="240" w:lineRule="auto"/>
+        <w:rPr>
+          <w:rFonts w:ascii="Times New Roman" w:hAnsi="Times New Roman" w:cs="Times New Roman"/>
+          <w:lang w:val="en-US"/>
+        </w:rPr>
+      </w:pPr>
+      <w:r>
+        <w:rPr>
+          <w:rFonts w:ascii="Times New Roman" w:hAnsi="Times New Roman" w:cs="Times New Roman"/>
+          <w:lang w:val="en-US"/>
+        </w:rPr>
+        <w:tab/>
+      </w:r>
+      <w:r>
+        <w:rPr>
+          <w:rFonts w:ascii="Times New Roman" w:hAnsi="Times New Roman" w:cs="Times New Roman"/>
+          <w:lang w:val="en-US"/>
+        </w:rPr>
+        <w:tab/>
+      </w:r>
+      <w:r>
+        <w:rPr>
+          <w:rFonts w:ascii="Times New Roman" w:hAnsi="Times New Roman" w:cs="Times New Roman"/>
+          <w:lang w:val="en-US"/>
+        </w:rPr>
+        <w:tab/>
+      </w:r>
+      <w:r>
+        <w:rPr>
+          <w:rFonts w:ascii="Times New Roman" w:hAnsi="Times New Roman" w:cs="Times New Roman"/>
+          <w:lang w:val="en-US"/>
+        </w:rPr>
         <w:t>}</w:t>
       </w:r>
     </w:p>
@@ -1075,6 +1283,19 @@
           <w:lang w:val="en-US"/>
         </w:rPr>
         <w:tab/>
+      </w:r>
+      <w:r>
+        <w:rPr>
+          <w:rFonts w:ascii="Times New Roman" w:hAnsi="Times New Roman" w:cs="Times New Roman"/>
+          <w:lang w:val="en-US"/>
+        </w:rPr>
+        <w:tab/>
+      </w:r>
+      <w:r>
+        <w:rPr>
+          <w:rFonts w:ascii="Times New Roman" w:hAnsi="Times New Roman" w:cs="Times New Roman"/>
+          <w:lang w:val="en-US"/>
+        </w:rPr>
         <w:t>else</w:t>
       </w:r>
     </w:p>
@@ -1099,6 +1320,19 @@
           <w:lang w:val="en-US"/>
         </w:rPr>
         <w:tab/>
+      </w:r>
+      <w:r>
+        <w:rPr>
+          <w:rFonts w:ascii="Times New Roman" w:hAnsi="Times New Roman" w:cs="Times New Roman"/>
+          <w:lang w:val="en-US"/>
+        </w:rPr>
+        <w:tab/>
+      </w:r>
+      <w:r>
+        <w:rPr>
+          <w:rFonts w:ascii="Times New Roman" w:hAnsi="Times New Roman" w:cs="Times New Roman"/>
+          <w:lang w:val="en-US"/>
+        </w:rPr>
         <w:t>{</w:t>
       </w:r>
     </w:p>
@@ -1130,6 +1364,19 @@
           <w:lang w:val="en-US"/>
         </w:rPr>
         <w:tab/>
+      </w:r>
+      <w:r>
+        <w:rPr>
+          <w:rFonts w:ascii="Times New Roman" w:hAnsi="Times New Roman" w:cs="Times New Roman"/>
+          <w:lang w:val="en-US"/>
+        </w:rPr>
+        <w:tab/>
+      </w:r>
+      <w:r>
+        <w:rPr>
+          <w:rFonts w:ascii="Times New Roman" w:hAnsi="Times New Roman" w:cs="Times New Roman"/>
+          <w:lang w:val="en-US"/>
+        </w:rPr>
         <w:t>for count &lt; 50</w:t>
       </w:r>
     </w:p>
@@ -1161,6 +1408,19 @@
           <w:lang w:val="en-US"/>
         </w:rPr>
         <w:tab/>
+      </w:r>
+      <w:r>
+        <w:rPr>
+          <w:rFonts w:ascii="Times New Roman" w:hAnsi="Times New Roman" w:cs="Times New Roman"/>
+          <w:lang w:val="en-US"/>
+        </w:rPr>
+        <w:tab/>
+      </w:r>
+      <w:r>
+        <w:rPr>
+          <w:rFonts w:ascii="Times New Roman" w:hAnsi="Times New Roman" w:cs="Times New Roman"/>
+          <w:lang w:val="en-US"/>
+        </w:rPr>
         <w:t>{</w:t>
       </w:r>
     </w:p>
@@ -1199,6 +1459,19 @@
           <w:lang w:val="en-US"/>
         </w:rPr>
         <w:tab/>
+      </w:r>
+      <w:r>
+        <w:rPr>
+          <w:rFonts w:ascii="Times New Roman" w:hAnsi="Times New Roman" w:cs="Times New Roman"/>
+          <w:lang w:val="en-US"/>
+        </w:rPr>
+        <w:tab/>
+      </w:r>
+      <w:r>
+        <w:rPr>
+          <w:rFonts w:ascii="Times New Roman" w:hAnsi="Times New Roman" w:cs="Times New Roman"/>
+          <w:lang w:val="en-US"/>
+        </w:rPr>
         <w:t>count++</w:t>
       </w:r>
     </w:p>
@@ -1230,6 +1503,19 @@
           <w:lang w:val="en-US"/>
         </w:rPr>
         <w:tab/>
+      </w:r>
+      <w:r>
+        <w:rPr>
+          <w:rFonts w:ascii="Times New Roman" w:hAnsi="Times New Roman" w:cs="Times New Roman"/>
+          <w:lang w:val="en-US"/>
+        </w:rPr>
+        <w:tab/>
+      </w:r>
+      <w:r>
+        <w:rPr>
+          <w:rFonts w:ascii="Times New Roman" w:hAnsi="Times New Roman" w:cs="Times New Roman"/>
+          <w:lang w:val="en-US"/>
+        </w:rPr>
         <w:t>}</w:t>
       </w:r>
     </w:p>
@@ -1254,6 +1540,19 @@
           <w:lang w:val="en-US"/>
         </w:rPr>
         <w:tab/>
+      </w:r>
+      <w:r>
+        <w:rPr>
+          <w:rFonts w:ascii="Times New Roman" w:hAnsi="Times New Roman" w:cs="Times New Roman"/>
+          <w:lang w:val="en-US"/>
+        </w:rPr>
+        <w:tab/>
+      </w:r>
+      <w:r>
+        <w:rPr>
+          <w:rFonts w:ascii="Times New Roman" w:hAnsi="Times New Roman" w:cs="Times New Roman"/>
+          <w:lang w:val="en-US"/>
+        </w:rPr>
         <w:t>}</w:t>
       </w:r>
     </w:p>
@@ -1271,6 +1570,19 @@
           <w:lang w:val="en-US"/>
         </w:rPr>
         <w:tab/>
+      </w:r>
+      <w:r>
+        <w:rPr>
+          <w:rFonts w:ascii="Times New Roman" w:hAnsi="Times New Roman" w:cs="Times New Roman"/>
+          <w:lang w:val="en-US"/>
+        </w:rPr>
+        <w:tab/>
+      </w:r>
+      <w:r>
+        <w:rPr>
+          <w:rFonts w:ascii="Times New Roman" w:hAnsi="Times New Roman" w:cs="Times New Roman"/>
+          <w:lang w:val="en-US"/>
+        </w:rPr>
         <w:t>case 3, 4:</w:t>
       </w:r>
     </w:p>
@@ -1295,6 +1607,19 @@
           <w:lang w:val="en-US"/>
         </w:rPr>
         <w:tab/>
+      </w:r>
+      <w:r>
+        <w:rPr>
+          <w:rFonts w:ascii="Times New Roman" w:hAnsi="Times New Roman" w:cs="Times New Roman"/>
+          <w:lang w:val="en-US"/>
+        </w:rPr>
+        <w:tab/>
+      </w:r>
+      <w:r>
+        <w:rPr>
+          <w:rFonts w:ascii="Times New Roman" w:hAnsi="Times New Roman" w:cs="Times New Roman"/>
+          <w:lang w:val="en-US"/>
+        </w:rPr>
         <w:t>count+=5</w:t>
       </w:r>
     </w:p>
@@ -1321,6 +1646,19 @@
           <w:lang w:val="en-US"/>
         </w:rPr>
         <w:tab/>
+      </w:r>
+      <w:r>
+        <w:rPr>
+          <w:rFonts w:ascii="Times New Roman" w:hAnsi="Times New Roman" w:cs="Times New Roman"/>
+          <w:lang w:val="en-US"/>
+        </w:rPr>
+        <w:tab/>
+      </w:r>
+      <w:r>
+        <w:rPr>
+          <w:rFonts w:ascii="Times New Roman" w:hAnsi="Times New Roman" w:cs="Times New Roman"/>
+          <w:lang w:val="en-US"/>
+        </w:rPr>
         <w:t>default:</w:t>
       </w:r>
     </w:p>
@@ -1345,7 +1683,76 @@
           <w:lang w:val="en-US"/>
         </w:rPr>
         <w:tab/>
-        <w:t>count := -1</w:t>
+      </w:r>
+      <w:r>
+        <w:rPr>
+          <w:rFonts w:ascii="Times New Roman" w:hAnsi="Times New Roman" w:cs="Times New Roman"/>
+          <w:lang w:val="en-US"/>
+        </w:rPr>
+        <w:tab/>
+      </w:r>
+      <w:proofErr w:type="gramStart"/>
+      <w:r>
+        <w:rPr>
+          <w:rFonts w:ascii="Times New Roman" w:hAnsi="Times New Roman" w:cs="Times New Roman"/>
+          <w:lang w:val="en-US"/>
+        </w:rPr>
+        <w:t>count :</w:t>
+      </w:r>
+      <w:proofErr w:type="gramEnd"/>
+      <w:r>
+        <w:rPr>
+          <w:rFonts w:ascii="Times New Roman" w:hAnsi="Times New Roman" w:cs="Times New Roman"/>
+          <w:lang w:val="en-US"/>
+        </w:rPr>
+        <w:t>= -1</w:t>
+      </w:r>
+    </w:p>
+    <w:p>
+      <w:pPr>
+        <w:spacing w:after="0" w:line="240" w:lineRule="auto"/>
+        <w:rPr>
+          <w:rFonts w:ascii="Times New Roman" w:hAnsi="Times New Roman" w:cs="Times New Roman"/>
+          <w:lang w:val="en-US"/>
+        </w:rPr>
+      </w:pPr>
+      <w:r>
+        <w:rPr>
+          <w:rFonts w:ascii="Times New Roman" w:hAnsi="Times New Roman" w:cs="Times New Roman"/>
+          <w:lang w:val="en-US"/>
+        </w:rPr>
+        <w:tab/>
+      </w:r>
+      <w:r>
+        <w:rPr>
+          <w:rFonts w:ascii="Times New Roman" w:hAnsi="Times New Roman" w:cs="Times New Roman"/>
+          <w:lang w:val="en-US"/>
+        </w:rPr>
+        <w:tab/>
+      </w:r>
+      <w:r>
+        <w:rPr>
+          <w:rFonts w:ascii="Times New Roman" w:hAnsi="Times New Roman" w:cs="Times New Roman"/>
+          <w:lang w:val="en-US"/>
+        </w:rPr>
+        <w:t>}</w:t>
+      </w:r>
+    </w:p>
+    <w:p>
+      <w:pPr>
+        <w:spacing w:after="0" w:line="240" w:lineRule="auto"/>
+        <w:ind w:firstLine="720"/>
+        <w:rPr>
+          <w:rFonts w:ascii="Times New Roman" w:hAnsi="Times New Roman" w:cs="Times New Roman"/>
+          <w:lang w:val="en-US"/>
+        </w:rPr>
+      </w:pPr>
+      <w:r>
+        <w:rPr>
+          <w:rFonts w:ascii="Times New Roman" w:hAnsi="Times New Roman" w:cs="Times New Roman"/>
+          <w:lang w:val="en-US"/>
+        </w:rPr>
+        <w:t>}</w:t>
       </w:r>
     </w:p>
     <w:p>
@@ -1359,31 +1766,9 @@
       <w:r>
         <w:rPr>
           <w:rFonts w:ascii="Times New Roman" w:hAnsi="Times New Roman" w:cs="Times New Roman"/>
-          <w:lang w:val="en-US"/>
-        </w:rPr>
-        <w:tab/>
-      </w:r>
-      <w:r>
-        <w:rPr>
-          <w:rFonts w:ascii="Times New Roman" w:hAnsi="Times New Roman" w:cs="Times New Roman"/>
           <w:lang w:val="ru-RU"/>
         </w:rPr>
-        <w:t>}</w:t>
-      </w:r>
-    </w:p>
-    <w:p>
-      <w:pPr>
-        <w:spacing w:after="0" w:line="240" w:lineRule="auto"/>
-        <w:rPr>
-          <w:rFonts w:ascii="Times New Roman" w:hAnsi="Times New Roman" w:cs="Times New Roman"/>
-          <w:lang w:val="ru-RU"/>
-        </w:rPr>
-      </w:pPr>
-      <w:r>
-        <w:rPr>
-          <w:rFonts w:ascii="Times New Roman" w:hAnsi="Times New Roman" w:cs="Times New Roman"/>
-          <w:lang w:val="ru-RU"/>
-        </w:rPr>
+        <w:lastRenderedPageBreak/>
         <w:t>}</w:t>
       </w:r>
     </w:p>
@@ -1403,12 +1788,11 @@
           <w:noProof/>
           <w:lang w:val="en-US"/>
         </w:rPr>
-        <w:lastRenderedPageBreak/>
         <w:drawing>
-          <wp:inline distT="0" distB="0" distL="0" distR="0" wp14:anchorId="46274E16" wp14:editId="1BF6FD20">
-            <wp:extent cx="5822341" cy="6637020"/>
-            <wp:effectExtent l="0" t="0" r="6985" b="0"/>
-            <wp:docPr id="396692315" name="Рисунок 2"/>
+          <wp:inline distT="0" distB="0" distL="0" distR="0" wp14:anchorId="1D6568B8" wp14:editId="090A5051">
+            <wp:extent cx="5928360" cy="7313420"/>
+            <wp:effectExtent l="0" t="0" r="0" b="1905"/>
+            <wp:docPr id="1023326261" name="Рисунок 1"/>
             <wp:cNvGraphicFramePr>
               <a:graphicFrameLocks xmlns:a="http://schemas.openxmlformats.org/drawingml/2006/main" noChangeAspect="1"/>
             </wp:cNvGraphicFramePr>
@@ -1416,7 +1800,7 @@
               <a:graphicData uri="http://schemas.openxmlformats.org/drawingml/2006/picture">
                 <pic:pic xmlns:pic="http://schemas.openxmlformats.org/drawingml/2006/picture">
                   <pic:nvPicPr>
-                    <pic:cNvPr id="0" name="Picture 2"/>
+                    <pic:cNvPr id="0" name="Picture 1"/>
                     <pic:cNvPicPr>
                       <a:picLocks noChangeAspect="1" noChangeArrowheads="1"/>
                     </pic:cNvPicPr>
@@ -1437,7 +1821,7 @@
                   <pic:spPr bwMode="auto">
                     <a:xfrm>
                       <a:off x="0" y="0"/>
-                      <a:ext cx="5824040" cy="6638957"/>
+                      <a:ext cx="5930741" cy="7316357"/>
                     </a:xfrm>
                     <a:prstGeom prst="rect">
                       <a:avLst/>
@@ -1480,7 +1864,16 @@
           <w:szCs w:val="28"/>
           <w:lang w:val="ru-RU"/>
         </w:rPr>
-        <w:t>тная сложность программы – 9</w:t>
+        <w:t xml:space="preserve">тная сложность программы – </w:t>
+      </w:r>
+      <w:r>
+        <w:rPr>
+          <w:rFonts w:ascii="Times New Roman" w:hAnsi="Times New Roman" w:cs="Times New Roman"/>
+          <w:sz w:val="28"/>
+          <w:szCs w:val="28"/>
+          <w:lang w:val="ru-RU"/>
+        </w:rPr>
+        <w:t>10</w:t>
       </w:r>
     </w:p>
     <w:p>
@@ -1500,7 +1893,16 @@
           <w:szCs w:val="28"/>
           <w:lang w:val="ru-RU"/>
         </w:rPr>
-        <w:t>Количество операторов – 23</w:t>
+        <w:t>Количество операторов – 2</w:t>
+      </w:r>
+      <w:r>
+        <w:rPr>
+          <w:rFonts w:ascii="Times New Roman" w:hAnsi="Times New Roman" w:cs="Times New Roman"/>
+          <w:sz w:val="28"/>
+          <w:szCs w:val="28"/>
+          <w:lang w:val="ru-RU"/>
+        </w:rPr>
+        <w:t>4</w:t>
       </w:r>
     </w:p>
     <w:p>
@@ -1510,9 +1912,27 @@
           <w:rFonts w:ascii="Times New Roman" w:hAnsi="Times New Roman" w:cs="Times New Roman"/>
           <w:sz w:val="28"/>
           <w:szCs w:val="28"/>
+          <w:lang w:val="en-US"/>
+        </w:rPr>
+      </w:pPr>
+      <w:r>
+        <w:rPr>
+          <w:rFonts w:ascii="Times New Roman" w:hAnsi="Times New Roman" w:cs="Times New Roman"/>
+          <w:sz w:val="28"/>
+          <w:szCs w:val="28"/>
           <w:lang w:val="ru-RU"/>
         </w:rPr>
-      </w:pPr>
+        <w:t xml:space="preserve">Относительная сложность – </w:t>
+      </w:r>
+      <w:r>
+        <w:rPr>
+          <w:rFonts w:ascii="Times New Roman" w:hAnsi="Times New Roman" w:cs="Times New Roman"/>
+          <w:sz w:val="28"/>
+          <w:szCs w:val="28"/>
+          <w:lang w:val="en-US"/>
+        </w:rPr>
+        <w:t>10</w:t>
+      </w:r>
       <w:r>
         <w:rPr>
           <w:rFonts w:ascii="Times New Roman" w:hAnsi="Times New Roman" w:cs="Times New Roman"/>
@@ -1520,7 +1940,34 @@
           <w:szCs w:val="28"/>
           <w:lang w:val="ru-RU"/>
         </w:rPr>
-        <w:t>Относительная сложность – 9/23 = 0,391</w:t>
+        <w:t>/2</w:t>
+      </w:r>
+      <w:r>
+        <w:rPr>
+          <w:rFonts w:ascii="Times New Roman" w:hAnsi="Times New Roman" w:cs="Times New Roman"/>
+          <w:sz w:val="28"/>
+          <w:szCs w:val="28"/>
+          <w:lang w:val="en-US"/>
+        </w:rPr>
+        <w:t>4</w:t>
+      </w:r>
+      <w:r>
+        <w:rPr>
+          <w:rFonts w:ascii="Times New Roman" w:hAnsi="Times New Roman" w:cs="Times New Roman"/>
+          <w:sz w:val="28"/>
+          <w:szCs w:val="28"/>
+          <w:lang w:val="ru-RU"/>
+        </w:rPr>
+        <w:t xml:space="preserve"> = 0,</w:t>
+      </w:r>
+      <w:r>
+        <w:rPr>
+          <w:rFonts w:ascii="Times New Roman" w:hAnsi="Times New Roman" w:cs="Times New Roman"/>
+          <w:sz w:val="28"/>
+          <w:szCs w:val="28"/>
+          <w:lang w:val="en-US"/>
+        </w:rPr>
+        <w:t>4167</w:t>
       </w:r>
     </w:p>
     <w:p>
@@ -1567,7 +2014,7 @@
           <w:szCs w:val="28"/>
           <w:lang w:val="en-US"/>
         </w:rPr>
-        <w:t>3</w:t>
+        <w:t>4</w:t>
       </w:r>
     </w:p>
     <w:p>
@@ -1584,11 +2031,12 @@
         <w:rPr>
           <w:noProof/>
         </w:rPr>
+        <w:lastRenderedPageBreak/>
         <w:drawing>
-          <wp:inline distT="0" distB="0" distL="0" distR="0" wp14:anchorId="52CD1FDA" wp14:editId="3F2E4888">
-            <wp:extent cx="3884244" cy="1600200"/>
-            <wp:effectExtent l="0" t="0" r="2540" b="0"/>
-            <wp:docPr id="1176782685" name="Рисунок 1"/>
+          <wp:inline distT="0" distB="0" distL="0" distR="0" wp14:anchorId="6B887367" wp14:editId="5CF33AC4">
+            <wp:extent cx="3863340" cy="1404851"/>
+            <wp:effectExtent l="0" t="0" r="3810" b="5080"/>
+            <wp:docPr id="1374956088" name="Рисунок 1"/>
             <wp:cNvGraphicFramePr>
               <a:graphicFrameLocks xmlns:a="http://schemas.openxmlformats.org/drawingml/2006/main" noChangeAspect="1"/>
             </wp:cNvGraphicFramePr>
@@ -1596,7 +2044,7 @@
               <a:graphicData uri="http://schemas.openxmlformats.org/drawingml/2006/picture">
                 <pic:pic xmlns:pic="http://schemas.openxmlformats.org/drawingml/2006/picture">
                   <pic:nvPicPr>
-                    <pic:cNvPr id="1176782685" name=""/>
+                    <pic:cNvPr id="1374956088" name=""/>
                     <pic:cNvPicPr/>
                   </pic:nvPicPr>
                   <pic:blipFill>
@@ -1608,7 +2056,7 @@
                   <pic:spPr>
                     <a:xfrm>
                       <a:off x="0" y="0"/>
-                      <a:ext cx="3896383" cy="1605201"/>
+                      <a:ext cx="3867683" cy="1406430"/>
                     </a:xfrm>
                     <a:prstGeom prst="rect">
                       <a:avLst/>
